--- a/VHAGAR_Technical_Report.docx
+++ b/VHAGAR_Technical_Report.docx
@@ -43,7 +43,7 @@
           <w:sz w:val="24"/>
           <w:szCs w:val="24"/>
         </w:rPr>
-        <w:t xml:space="preserve">Detection, Burned Area, Danger, and Spread</w:t>
+        <w:t>Detection, Burned Area, Danger, Spread, WUI, and Catastrophe Loss</w:t>
       </w:r>
     </w:p>
     <w:p>
@@ -89,7 +89,7 @@
           <w:sz w:val="22"/>
           <w:szCs w:val="22"/>
         </w:rPr>
-        <w:t xml:space="preserve">Version 0.12  |  August 2026</w:t>
+        <w:t>Version 0.16  |  September 2026</w:t>
       </w:r>
     </w:p>
     <w:p>
@@ -141,6 +141,32 @@
     <w:p>
       <w:pPr>
         <w:pStyle w:val="Heading1"/>
+      </w:pPr>
+      <w:r>
+        <w:t>Executive summary</w:t>
+      </w:r>
+    </w:p>
+    <w:p>
+      <w:pPr/>
+      <w:r>
+        <w:t>VHAGAR is a multi-sensor wildfire intelligence platform spanning five tiers: satellite fire detection (T1), burned-area and severity mapping (T2), fire danger (T3), fire spread (T4), and catastrophe loss (T5), unified by one design philosophy, a physics core with machine learning at the boundaries, and a strict measurement-honesty discipline of leakage-safe evaluation and proper scoring.</w:t>
+      </w:r>
+    </w:p>
+    <w:p>
+      <w:pPr/>
+      <w:r>
+        <w:t>The wildland-urban-interface extension adds ember spotting and structure-to-structure conflagration; on CAL FIRE DINS its leave-one-fire-out F1 of 0.75 does not beat a predict-all-destroyed baseline of 0.81, because the inspected structures are 51 to 94 percent destroyed, so it is reported as a base-rate-dominated prototype rather than a skill result. The catastrophe-loss tier reproduces the standard exceedance-probability chain and returns a historical descriptive average annual loss near $1.77B per year on the DINS record, an accounting and mathematics check rather than a predictive-loss validation.</w:t>
+      </w:r>
+    </w:p>
+    <w:p>
+      <w:pPr/>
+      <w:r>
+        <w:t>Results are reported with their limits stated plainly: synthetic figures are labelled as such, forward forecasts are described as directional projections rather than metered perimeters, and negative results, including the fuel-aware WUI regression, are documented rather than hidden. Sections 10 to 12 and the references cover the newest tiers and the standard datasets and methods on which the system rests.</w:t>
+      </w:r>
+    </w:p>
+    <w:p>
+      <w:pPr>
+        <w:pStyle w:val="Heading1"/>
         <w:spacing w:after="120" w:before="280"/>
       </w:pPr>
       <w:r>
@@ -157,12 +183,7 @@
         <w:spacing w:after="80" w:line="288"/>
       </w:pPr>
       <w:r>
-        <w:rPr>
-          <w:color w:val="111418"/>
-          <w:sz w:val="22"/>
-          <w:szCs w:val="22"/>
-        </w:rPr>
-        <w:t xml:space="preserve">1.  Introduction and design philosophy</w:t>
+        <w:t>1. Introduction and design philosophy</w:t>
       </w:r>
     </w:p>
     <w:p>
@@ -170,12 +191,7 @@
         <w:spacing w:after="80" w:line="288"/>
       </w:pPr>
       <w:r>
-        <w:rPr>
-          <w:color w:val="111418"/>
-          <w:sz w:val="22"/>
-          <w:szCs w:val="22"/>
-        </w:rPr>
-        <w:t xml:space="preserve">2.  System architecture</w:t>
+        <w:t>2. System architecture</w:t>
       </w:r>
     </w:p>
     <w:p>
@@ -183,12 +199,7 @@
         <w:spacing w:after="80" w:line="288"/>
       </w:pPr>
       <w:r>
-        <w:rPr>
-          <w:color w:val="111418"/>
-          <w:sz w:val="22"/>
-          <w:szCs w:val="22"/>
-        </w:rPr>
-        <w:t xml:space="preserve">3.  Data catalog</w:t>
+        <w:t>3. Data catalog</w:t>
       </w:r>
     </w:p>
     <w:p>
@@ -196,12 +207,7 @@
         <w:spacing w:after="80" w:line="288"/>
       </w:pPr>
       <w:r>
-        <w:rPr>
-          <w:color w:val="111418"/>
-          <w:sz w:val="22"/>
-          <w:szCs w:val="22"/>
-        </w:rPr>
-        <w:t xml:space="preserve">4.  Validation methodology and leakage discipline</w:t>
+        <w:t>4. Validation methodology and leakage discipline</w:t>
       </w:r>
     </w:p>
     <w:p>
@@ -209,12 +215,7 @@
         <w:spacing w:after="80" w:line="288"/>
       </w:pPr>
       <w:r>
-        <w:rPr>
-          <w:color w:val="111418"/>
-          <w:sz w:val="22"/>
-          <w:szCs w:val="22"/>
-        </w:rPr>
-        <w:t xml:space="preserve">5.  Physics core</w:t>
+        <w:t>5. Physics core</w:t>
       </w:r>
     </w:p>
     <w:p>
@@ -222,12 +223,7 @@
         <w:spacing w:after="80" w:line="288"/>
       </w:pPr>
       <w:r>
-        <w:rPr>
-          <w:color w:val="111418"/>
-          <w:sz w:val="22"/>
-          <w:szCs w:val="22"/>
-        </w:rPr>
-        <w:t xml:space="preserve">6.  T1 detection</w:t>
+        <w:t>6. T1 detection</w:t>
       </w:r>
     </w:p>
     <w:p>
@@ -235,12 +231,7 @@
         <w:spacing w:after="80" w:line="288"/>
       </w:pPr>
       <w:r>
-        <w:rPr>
-          <w:color w:val="111418"/>
-          <w:sz w:val="22"/>
-          <w:szCs w:val="22"/>
-        </w:rPr>
-        <w:t xml:space="preserve">7.  T2 burned area and severity</w:t>
+        <w:t>7. T2 burned area and severity</w:t>
       </w:r>
     </w:p>
     <w:p>
@@ -248,12 +239,7 @@
         <w:spacing w:after="80" w:line="288"/>
       </w:pPr>
       <w:r>
-        <w:rPr>
-          <w:color w:val="111418"/>
-          <w:sz w:val="22"/>
-          <w:szCs w:val="22"/>
-        </w:rPr>
-        <w:t xml:space="preserve">8.  T3 fire danger</w:t>
+        <w:t>8. T3 fire danger</w:t>
       </w:r>
     </w:p>
     <w:p>
@@ -261,12 +247,7 @@
         <w:spacing w:after="80" w:line="288"/>
       </w:pPr>
       <w:r>
-        <w:rPr>
-          <w:color w:val="111418"/>
-          <w:sz w:val="22"/>
-          <w:szCs w:val="22"/>
-        </w:rPr>
-        <w:t xml:space="preserve">9.  T4 spread</w:t>
+        <w:t>9. T4 spread</w:t>
       </w:r>
     </w:p>
     <w:p>
@@ -274,12 +255,7 @@
         <w:spacing w:after="80" w:line="288"/>
       </w:pPr>
       <w:r>
-        <w:rPr>
-          <w:color w:val="111418"/>
-          <w:sz w:val="22"/>
-          <w:szCs w:val="22"/>
-        </w:rPr>
-        <w:t xml:space="preserve">10.  Serving platform</w:t>
+        <w:t>10. T4 WUI extension: ember spotting and structure loss</w:t>
       </w:r>
     </w:p>
     <w:p>
@@ -287,12 +263,7 @@
         <w:spacing w:after="80" w:line="288"/>
       </w:pPr>
       <w:r>
-        <w:rPr>
-          <w:color w:val="111418"/>
-          <w:sz w:val="22"/>
-          <w:szCs w:val="22"/>
-        </w:rPr>
-        <w:t xml:space="preserve">11.  Live multi-sensor near-real-time pipeline</w:t>
+        <w:t>11. T5 catastrophe loss and exceedance-probability curves</w:t>
       </w:r>
     </w:p>
     <w:p>
@@ -300,12 +271,7 @@
         <w:spacing w:after="80" w:line="288"/>
       </w:pPr>
       <w:r>
-        <w:rPr>
-          <w:color w:val="111418"/>
-          <w:sz w:val="22"/>
-          <w:szCs w:val="22"/>
-        </w:rPr>
-        <w:t xml:space="preserve">12.  Deployment, continuous integration, and reproducibility</w:t>
+        <w:t>12. Batch event catalogue and live-fire spread forecasts</w:t>
       </w:r>
     </w:p>
     <w:p>
@@ -313,12 +279,7 @@
         <w:spacing w:after="80" w:line="288"/>
       </w:pPr>
       <w:r>
-        <w:rPr>
-          <w:color w:val="111418"/>
-          <w:sz w:val="22"/>
-          <w:szCs w:val="22"/>
-        </w:rPr>
-        <w:t xml:space="preserve">13.  Limitations and honest caveats</w:t>
+        <w:t>13. Serving platform</w:t>
       </w:r>
     </w:p>
     <w:p>
@@ -326,12 +287,7 @@
         <w:spacing w:after="80" w:line="288"/>
       </w:pPr>
       <w:r>
-        <w:rPr>
-          <w:color w:val="111418"/>
-          <w:sz w:val="22"/>
-          <w:szCs w:val="22"/>
-        </w:rPr>
-        <w:t xml:space="preserve">14.  Roadmap and status</w:t>
+        <w:t>14. Live multi-sensor near-real-time pipeline</w:t>
       </w:r>
     </w:p>
     <w:p>
@@ -339,17 +295,36 @@
         <w:spacing w:after="80" w:line="288"/>
       </w:pPr>
       <w:r>
-        <w:rPr>
-          <w:color w:val="111418"/>
-          <w:sz w:val="22"/>
-          <w:szCs w:val="22"/>
-        </w:rPr>
-        <w:t xml:space="preserve">15.  How to run: modules and scripts</w:t>
+        <w:t>15. Deployment, continuous integration, and reproducibility</w:t>
       </w:r>
     </w:p>
     <w:p>
       <w:r>
         <w:br w:type="page"/>
+      </w:r>
+    </w:p>
+    <w:p>
+      <w:pPr/>
+      <w:r>
+        <w:t>16. Limitations and honest caveats</w:t>
+      </w:r>
+    </w:p>
+    <w:p>
+      <w:pPr/>
+      <w:r>
+        <w:t>17. Roadmap and status</w:t>
+      </w:r>
+    </w:p>
+    <w:p>
+      <w:pPr/>
+      <w:r>
+        <w:t>18. How to run: modules and scripts</w:t>
+      </w:r>
+    </w:p>
+    <w:p>
+      <w:pPr/>
+      <w:r>
+        <w:t>19. References and data sources</w:t>
       </w:r>
     </w:p>
     <w:p>
@@ -6303,6 +6278,12 @@
       </w:r>
     </w:p>
     <w:p>
+      <w:pPr/>
+      <w:r>
+        <w:t>Update, real-data forward validation. The assimilation loop was also run on real NASA FIRMS VIIRS timed detections (August 2026) for the six largest western United States fire complexes, calibrating the per-fire rate-of-spread scale on the early detections and scoring the forecast against held-out later detections on new burn only. The mean held-out Sorensen coefficient is 0.30, with mean probability of detection 1.00 and mean false-alarm ratio 0.82, which lands in the real-skill band predicted above and far below the optimistic synthetic average precision of 0.77. The honest failure mode is over-prediction: the forecast recalls essentially all new burn but over-spreads, which points to real fuels and a suppression term. Scope: a nominal rate-of-spread prior in this run (only the scalar scale is calibrated from real data), half-degree FIRMS detection clusters, and VIIRS detections as the truth proxy rather than mapped perimeters. See scripts/t4_real_viirs.py.</w:t>
+      </w:r>
+    </w:p>
+    <w:p>
       <w:pPr>
         <w:pStyle w:val="Heading2"/>
         <w:spacing w:after="80" w:before="200"/>
@@ -6333,16 +6314,1081 @@
     </w:p>
     <w:p>
       <w:pPr>
+        <w:pStyle w:val="Heading2"/>
+      </w:pPr>
+      <w:r>
+        <w:t>9.4 Rothermel surface fire rate of spread</w:t>
+      </w:r>
+    </w:p>
+    <w:p>
+      <w:pPr/>
+      <w:r>
+        <w:t>The T4 front consumes a rate-of-spread field. By default that field is a documented fuel-and-wind surrogate (a relative fuel factor times a base rate). VHAGAR now also provides the canonical Rothermel (1972) surface fire spread model (models/rothermel.py, following Andrews 2018, RMRS-GTR-371), the same equation that underlies BehavePlus, FlamMap, and FARSITE. It computes head rate of spread in meters per minute from fuel-model parameters, dead-fuel moisture, midflame wind, and slope, through the reaction intensity, propagating flux ratio, wind and slope factors, packing ratio, effective heating number, and heat of preignition. Tests confirm the physics: rate of spread rises with wind and slope, falls with moisture, and is zero at or above the moisture of extinction and on non-burnable fuel.</w:t>
+      </w:r>
+    </w:p>
+    <w:p>
+      <w:pPr/>
+      <w:r>
+        <w:t>It couples to the front cleanly. Rothermel supplies the head, the maximum downwind, rate-of-spread magnitude including wind and slope; the anisotropic arrival-time solver then distributes that magnitude directionally through the Richards ellipse. So Rothermel sets the rate and the ellipse sets the shape, and wind is not double-counted, because the ellipse uses wind only for eccentricity. The batch catalogue can drive each event with it (EventSpec use_rothermel), and the CLI t4-rothermel prints rate of spread by fuel group.</w:t>
+      </w:r>
+    </w:p>
+    <w:p>
+      <w:pPr/>
+      <w:r>
+        <w:t>Honest scope: this is the standard single characteristic surface-area-to-volume formulation with representative per-group fuel parameters. It does not yet do the full multi-size-class dead-and-live weighting of the forty Scott and Burgan models, which is the remaining refinement, and the wind input is the midflame wind, so open winds must be reduced first. This closes the physics rate-of-spread core; the multi-class weighting is the next step. docs/20.</w:t>
+      </w:r>
+    </w:p>
+    <w:p>
+      <w:pPr>
+        <w:pStyle w:val="Heading1"/>
+      </w:pPr>
+      <w:r>
+        <w:t>10. T4 WUI extension: ember spotting and structure loss</w:t>
+      </w:r>
+    </w:p>
+    <w:p>
+      <w:pPr>
+        <w:pStyle w:val="Heading2"/>
+      </w:pPr>
+      <w:r>
+        <w:t>10.1 The wildland-urban-interface model</w:t>
+      </w:r>
+    </w:p>
+    <w:p>
+      <w:pPr/>
+      <w:r>
+        <w:t>The T4 arrival-time core forecasts where the fire front goes. In the wildland-urban interface (WUI) the question shifts from area to structures: which buildings the fire destroys. VHAGAR adds a WUI layer on the same anisotropic arrival-time front (vhagar.models.wui). It rasterizes structures onto the analysis grid as an exposure field, generates firebrands with a wind-oriented spotting kernel that lands embers downwind under Poisson thinning, and propagates structure-to-structure conflagration as a k-d-tree graph so a burning building can ignite its close neighbours independent of the wildland front. The output is a per-structure destroyed or survived prediction; eval/wui.py scores it against CAL FIRE DINS (Damage Inspection) records as probability of detection, false-alarm rate, precision, recall, and F1.</w:t>
+      </w:r>
+    </w:p>
+    <w:p>
+      <w:pPr>
+        <w:pStyle w:val="Heading2"/>
+      </w:pPr>
+      <w:r>
+        <w:t>10.2 DINS calibration and the faithful result</w:t>
+      </w:r>
+    </w:p>
+    <w:p>
+      <w:pPr/>
+      <w:r>
+        <w:t>Two calibration harnesses (vhagar.eval.wui_calibrate) drive structure loss from each fire's real ignition point and RAWS wind. A leave-one-fire-out run over Eaton, Palisades, Camp, and Tubbs gives a mean held-out F1 of 0.75. Read against the mandatory baseline, that number does not survive: the DINS-inspected structures in these fires are 51 to 94 percent destroyed, so a trivial predict-all-destroyed baseline already scores a mean F1 of 0.81. The model ties that baseline on Camp and Tubbs, beats it only marginally on Eaton, and underperforms it on Palisades, for a mean of 0.75 against the baseline's 0.81. A review also found that the default forecast horizon was derived from the destroyed-structure extent of the fire being scored, an outcome leak; it has been fixed to use the ex-ante exposure extent, and the rerun is essentially unchanged, which confirms the result was base-rate driven rather than skill. The WUI tier is therefore a working prototype on a base-rate-dominated task, not a validated skill result, and a fair evaluation needs a balanced structure set that includes survivors outside the burn.</w:t>
+      </w:r>
+    </w:p>
+    <w:tbl>
+      <w:tblPr>
+        <w:tblW w:type="auto" w:w="0"/>
+        <w:tblLook w:firstColumn="1" w:firstRow="1" w:lastColumn="0" w:lastRow="0" w:noHBand="0" w:noVBand="1" w:val="04A0"/>
+        <w:tblBorders>
+          <w:top w:val="single" w:sz="4" w:space="0" w:color="BFBFBF"/>
+          <w:left w:val="single" w:sz="4" w:space="0" w:color="BFBFBF"/>
+          <w:bottom w:val="single" w:sz="4" w:space="0" w:color="BFBFBF"/>
+          <w:right w:val="single" w:sz="4" w:space="0" w:color="BFBFBF"/>
+          <w:insideH w:val="single" w:sz="4" w:space="0" w:color="BFBFBF"/>
+          <w:insideV w:val="single" w:sz="4" w:space="0" w:color="BFBFBF"/>
+        </w:tblBorders>
+      </w:tblPr>
+      <w:tblGrid>
+        <w:gridCol w:w="4680"/>
+        <w:gridCol w:w="4680"/>
+      </w:tblGrid>
+      <w:tr>
+        <w:tc>
+          <w:tcPr>
+            <w:tcW w:type="dxa" w:w="4680"/>
+            <w:shd w:val="clear" w:fill="1F3864"/>
+          </w:tcPr>
+          <w:p>
+            <w:r>
+              <w:rPr>
+                <w:b/>
+                <w:color w:val="FFFFFF"/>
+                <w:sz w:val="18"/>
+              </w:rPr>
+              <w:t>Fire</w:t>
+            </w:r>
+          </w:p>
+        </w:tc>
+        <w:tc>
+          <w:tcPr>
+            <w:tcW w:type="dxa" w:w="4680"/>
+            <w:shd w:val="clear" w:fill="1F3864"/>
+          </w:tcPr>
+          <w:p>
+            <w:r>
+              <w:rPr>
+                <w:b/>
+                <w:color w:val="FFFFFF"/>
+                <w:sz w:val="18"/>
+              </w:rPr>
+              <w:t>Held-out F1 (leave-one-fire-out)</w:t>
+            </w:r>
+          </w:p>
+        </w:tc>
+      </w:tr>
+      <w:tr>
+        <w:tc>
+          <w:tcPr>
+            <w:tcW w:type="dxa" w:w="4680"/>
+          </w:tcPr>
+          <w:p>
+            <w:r>
+              <w:rPr>
+                <w:sz w:val="18"/>
+              </w:rPr>
+              <w:t>Eaton</w:t>
+            </w:r>
+          </w:p>
+        </w:tc>
+        <w:tc>
+          <w:tcPr>
+            <w:tcW w:type="dxa" w:w="4680"/>
+          </w:tcPr>
+          <w:p>
+            <w:r>
+              <w:rPr>
+                <w:sz w:val="18"/>
+              </w:rPr>
+              <w:t>0.68</w:t>
+            </w:r>
+          </w:p>
+        </w:tc>
+      </w:tr>
+      <w:tr>
+        <w:tc>
+          <w:tcPr>
+            <w:tcW w:type="dxa" w:w="4680"/>
+          </w:tcPr>
+          <w:p>
+            <w:r>
+              <w:rPr>
+                <w:sz w:val="18"/>
+              </w:rPr>
+              <w:t>Palisades</w:t>
+            </w:r>
+          </w:p>
+        </w:tc>
+        <w:tc>
+          <w:tcPr>
+            <w:tcW w:type="dxa" w:w="4680"/>
+          </w:tcPr>
+          <w:p>
+            <w:r>
+              <w:rPr>
+                <w:sz w:val="18"/>
+              </w:rPr>
+              <w:t>0.47</w:t>
+            </w:r>
+          </w:p>
+        </w:tc>
+      </w:tr>
+      <w:tr>
+        <w:tc>
+          <w:tcPr>
+            <w:tcW w:type="dxa" w:w="4680"/>
+          </w:tcPr>
+          <w:p>
+            <w:r>
+              <w:rPr>
+                <w:sz w:val="18"/>
+              </w:rPr>
+              <w:t>Camp</w:t>
+            </w:r>
+          </w:p>
+        </w:tc>
+        <w:tc>
+          <w:tcPr>
+            <w:tcW w:type="dxa" w:w="4680"/>
+          </w:tcPr>
+          <w:p>
+            <w:r>
+              <w:rPr>
+                <w:sz w:val="18"/>
+              </w:rPr>
+              <w:t>0.89</w:t>
+            </w:r>
+          </w:p>
+        </w:tc>
+      </w:tr>
+      <w:tr>
+        <w:tc>
+          <w:tcPr>
+            <w:tcW w:type="dxa" w:w="4680"/>
+          </w:tcPr>
+          <w:p>
+            <w:r>
+              <w:rPr>
+                <w:sz w:val="18"/>
+              </w:rPr>
+              <w:t>Tubbs</w:t>
+            </w:r>
+          </w:p>
+        </w:tc>
+        <w:tc>
+          <w:tcPr>
+            <w:tcW w:type="dxa" w:w="4680"/>
+          </w:tcPr>
+          <w:p>
+            <w:r>
+              <w:rPr>
+                <w:sz w:val="18"/>
+              </w:rPr>
+              <w:t>0.97</w:t>
+            </w:r>
+          </w:p>
+        </w:tc>
+      </w:tr>
+      <w:tr>
+        <w:tc>
+          <w:tcPr>
+            <w:tcW w:type="dxa" w:w="4680"/>
+          </w:tcPr>
+          <w:p>
+            <w:r>
+              <w:rPr>
+                <w:sz w:val="18"/>
+              </w:rPr>
+              <w:t>Mean</w:t>
+            </w:r>
+          </w:p>
+        </w:tc>
+        <w:tc>
+          <w:tcPr>
+            <w:tcW w:type="dxa" w:w="4680"/>
+          </w:tcPr>
+          <w:p>
+            <w:r>
+              <w:rPr>
+                <w:sz w:val="18"/>
+              </w:rPr>
+              <w:t>0.75</w:t>
+            </w:r>
+          </w:p>
+        </w:tc>
+      </w:tr>
+    </w:tbl>
+    <w:p>
+      <w:pPr>
+        <w:pStyle w:val="Heading2"/>
+      </w:pPr>
+      <w:r>
+        <w:t>10.3 The fuels honest negative</w:t>
+      </w:r>
+    </w:p>
+    <w:p>
+      <w:pPr/>
+      <w:r>
+        <w:t>Wiring the real LANDFIRE FBFM40 fuel field into the front, on the expectation that fuel breaks would cut the false-alarm rate, did the opposite: mean held-out F1 fell from 0.75 to 0.41, and Camp collapsed to near-zero recall. The cause is real, not a bug. A fuel-blocked front cannot enter the non-burnable urban cells where the structures are, and it cannot jump the non-fuel gaps that real fires cross by long-range spotting, such as Camp's canyon and the Highway 101 corridor. Edge-seeding the front into structures adjacent to the burned area barely helped. This is reported as a genuine limitation, in keeping with the measurement-honesty rules: the next step is a stronger long-range-spotting and built-environment spread model, not simply adding fuels to the wildland front.</w:t>
+      </w:r>
+    </w:p>
+    <w:p>
+      <w:pPr>
+        <w:pStyle w:val="Heading1"/>
+      </w:pPr>
+      <w:r>
+        <w:t>11. T5 catastrophe loss and exceedance-probability curves</w:t>
+      </w:r>
+    </w:p>
+    <w:p>
+      <w:pPr>
+        <w:pStyle w:val="Heading2"/>
+      </w:pPr>
+      <w:r>
+        <w:t>11.1 The hazard-to-loss chain</w:t>
+      </w:r>
+    </w:p>
+    <w:p>
+      <w:pPr/>
+      <w:r>
+        <w:t>Catastrophe modelling for the insurance market turns hazard into money and then into the two curves an insurer prices on. VHAGAR's T5 tier (vhagar.models.loss) implements the standard chain: hazard drives exposure, exposure and a vulnerability damage-ratio curve give ground-up loss per event, a rated event catalogue gives the average annual loss (AAL), and the loss distribution gives the exceedance-probability curves. Both standard curves are provided: the occurrence exceedance probability (OEP), in closed form under a Poisson event process, and the aggregate exceedance probability (AEP), by Monte-Carlo simulation of Poisson event years, with the Monte-Carlo AAL agreeing with the analytic AAL as a built-in sanity check. The module is generic and reproduces no vendor platform; the vulnerability curve is a documented logistic surrogate that a curve fitted to DINS damage classes drops straight into.</w:t>
+      </w:r>
+    </w:p>
+    <w:p>
+      <w:pPr>
+        <w:pStyle w:val="Heading2"/>
+      </w:pPr>
+      <w:r>
+        <w:t>11.2 Validation on the CAL FIRE DINS record</w:t>
+      </w:r>
+    </w:p>
+    <w:p>
+      <w:pPr/>
+      <w:r>
+        <w:t>The tier was run on the full CAL FIRE DINS record (scripts/dins_t5_loss.py), 70,390 destroyed structures across 284 fires, using each parcel's assessed improved value as exposure. Total ground-up loss is about 23.0 billion dollars, and the average annual loss is about 1.77 billion dollars per year, with the Monte-Carlo AEP AAL agreeing with the analytic AAL to within about half a percent. This is a historical loss accounting and a check of the AAL, OEP, and AEP mathematics, not a predictive validation of the hazard-to-loss model: the occurrence rates are assigned from the record span rather than fitted, the exposure is the observed destroyed set rather than a completed portfolio, and there is no out-of-time or out-of-fire hold-out. Assessor-value outliers are winsorized at the 98th percentile.</w:t>
+      </w:r>
+    </w:p>
+    <w:tbl>
+      <w:tblPr>
+        <w:tblW w:type="auto" w:w="0"/>
+        <w:tblLook w:firstColumn="1" w:firstRow="1" w:lastColumn="0" w:lastRow="0" w:noHBand="0" w:noVBand="1" w:val="04A0"/>
+        <w:tblBorders>
+          <w:top w:val="single" w:sz="4" w:space="0" w:color="BFBFBF"/>
+          <w:left w:val="single" w:sz="4" w:space="0" w:color="BFBFBF"/>
+          <w:bottom w:val="single" w:sz="4" w:space="0" w:color="BFBFBF"/>
+          <w:right w:val="single" w:sz="4" w:space="0" w:color="BFBFBF"/>
+          <w:insideH w:val="single" w:sz="4" w:space="0" w:color="BFBFBF"/>
+          <w:insideV w:val="single" w:sz="4" w:space="0" w:color="BFBFBF"/>
+        </w:tblBorders>
+      </w:tblPr>
+      <w:tblGrid>
+        <w:gridCol w:w="4680"/>
+        <w:gridCol w:w="4680"/>
+      </w:tblGrid>
+      <w:tr>
+        <w:tc>
+          <w:tcPr>
+            <w:tcW w:type="dxa" w:w="4680"/>
+            <w:shd w:val="clear" w:fill="1F3864"/>
+          </w:tcPr>
+          <w:p>
+            <w:r>
+              <w:rPr>
+                <w:b/>
+                <w:color w:val="FFFFFF"/>
+                <w:sz w:val="18"/>
+              </w:rPr>
+              <w:t>T5 loss on CAL FIRE DINS</w:t>
+            </w:r>
+          </w:p>
+        </w:tc>
+        <w:tc>
+          <w:tcPr>
+            <w:tcW w:type="dxa" w:w="4680"/>
+            <w:shd w:val="clear" w:fill="1F3864"/>
+          </w:tcPr>
+          <w:p>
+            <w:r>
+              <w:rPr>
+                <w:b/>
+                <w:color w:val="FFFFFF"/>
+                <w:sz w:val="18"/>
+              </w:rPr>
+              <w:t>Value</w:t>
+            </w:r>
+          </w:p>
+        </w:tc>
+      </w:tr>
+      <w:tr>
+        <w:tc>
+          <w:tcPr>
+            <w:tcW w:type="dxa" w:w="4680"/>
+          </w:tcPr>
+          <w:p>
+            <w:r>
+              <w:rPr>
+                <w:sz w:val="18"/>
+              </w:rPr>
+              <w:t>Destroyed structures</w:t>
+            </w:r>
+          </w:p>
+        </w:tc>
+        <w:tc>
+          <w:tcPr>
+            <w:tcW w:type="dxa" w:w="4680"/>
+          </w:tcPr>
+          <w:p>
+            <w:r>
+              <w:rPr>
+                <w:sz w:val="18"/>
+              </w:rPr>
+              <w:t>70,390</w:t>
+            </w:r>
+          </w:p>
+        </w:tc>
+      </w:tr>
+      <w:tr>
+        <w:tc>
+          <w:tcPr>
+            <w:tcW w:type="dxa" w:w="4680"/>
+          </w:tcPr>
+          <w:p>
+            <w:r>
+              <w:rPr>
+                <w:sz w:val="18"/>
+              </w:rPr>
+              <w:t>Fires</w:t>
+            </w:r>
+          </w:p>
+        </w:tc>
+        <w:tc>
+          <w:tcPr>
+            <w:tcW w:type="dxa" w:w="4680"/>
+          </w:tcPr>
+          <w:p>
+            <w:r>
+              <w:rPr>
+                <w:sz w:val="18"/>
+              </w:rPr>
+              <w:t>284</w:t>
+            </w:r>
+          </w:p>
+        </w:tc>
+      </w:tr>
+      <w:tr>
+        <w:tc>
+          <w:tcPr>
+            <w:tcW w:type="dxa" w:w="4680"/>
+          </w:tcPr>
+          <w:p>
+            <w:r>
+              <w:rPr>
+                <w:sz w:val="18"/>
+              </w:rPr>
+              <w:t>Total ground-up loss</w:t>
+            </w:r>
+          </w:p>
+        </w:tc>
+        <w:tc>
+          <w:tcPr>
+            <w:tcW w:type="dxa" w:w="4680"/>
+          </w:tcPr>
+          <w:p>
+            <w:r>
+              <w:rPr>
+                <w:sz w:val="18"/>
+              </w:rPr>
+              <w:t>~$23.0B</w:t>
+            </w:r>
+          </w:p>
+        </w:tc>
+      </w:tr>
+      <w:tr>
+        <w:tc>
+          <w:tcPr>
+            <w:tcW w:type="dxa" w:w="4680"/>
+          </w:tcPr>
+          <w:p>
+            <w:r>
+              <w:rPr>
+                <w:sz w:val="18"/>
+              </w:rPr>
+              <w:t>Average annual loss (AAL)</w:t>
+            </w:r>
+          </w:p>
+        </w:tc>
+        <w:tc>
+          <w:tcPr>
+            <w:tcW w:type="dxa" w:w="4680"/>
+          </w:tcPr>
+          <w:p>
+            <w:r>
+              <w:rPr>
+                <w:sz w:val="18"/>
+              </w:rPr>
+              <w:t>~$1.77B/yr</w:t>
+            </w:r>
+          </w:p>
+        </w:tc>
+      </w:tr>
+      <w:tr>
+        <w:tc>
+          <w:tcPr>
+            <w:tcW w:type="dxa" w:w="4680"/>
+          </w:tcPr>
+          <w:p>
+            <w:r>
+              <w:rPr>
+                <w:sz w:val="18"/>
+              </w:rPr>
+              <w:t>Monte-Carlo AEP AAL agreement</w:t>
+            </w:r>
+          </w:p>
+        </w:tc>
+        <w:tc>
+          <w:tcPr>
+            <w:tcW w:type="dxa" w:w="4680"/>
+          </w:tcPr>
+          <w:p>
+            <w:r>
+              <w:rPr>
+                <w:sz w:val="18"/>
+              </w:rPr>
+              <w:t>~0.5%</w:t>
+            </w:r>
+          </w:p>
+        </w:tc>
+      </w:tr>
+    </w:tbl>
+    <w:p>
+      <w:pPr>
+        <w:pStyle w:val="Heading1"/>
+      </w:pPr>
+      <w:r>
+        <w:t>12. Batch event catalogue and live-fire spread forecasts</w:t>
+      </w:r>
+    </w:p>
+    <w:p>
+      <w:pPr>
+        <w:pStyle w:val="Heading2"/>
+      </w:pPr>
+      <w:r>
+        <w:t>12.1 The catalogue runner</w:t>
+      </w:r>
+    </w:p>
+    <w:p>
+      <w:pPr/>
+      <w:r>
+        <w:t>Catastrophe modelling does not price on a single fire; it runs a catalogue of many events under varied drivers and aggregates them into an exceedance-probability curve. The batch runner (vhagar.eval.catalog, CLI t4-catalog) does exactly that on VHAGAR's own engine: it generates an ignition catalogue spanning fuel scenarios (grass, shrub, timber, mixed) and wind, runs each event through the T4 anisotropic spread core and the T5 loss chain in parallel, and reports per-event burned-area and throughput statistics plus the aggregate AAL and OEP return-period losses. Two properties matter. Results are invariant to the worker count, because every event is fully seeded, and a test asserts that serial and parallel runs give identical losses; and fuel visibly drives spread, with grass burning about 884 hectares mean against timber's 26, and a test asserting the ordering. A 300-event synthetic run completes at about 0.3 seconds per event, mean burned area about 390 hectares, with an OEP curve rising from about 6 million dollars at the 10-year return period to about 15.5 million at the 250-year. These synthetic figures demonstrate the pipeline, not a real portfolio.</w:t>
+      </w:r>
+    </w:p>
+    <w:tbl>
+      <w:tblPr>
+        <w:tblW w:type="auto" w:w="0"/>
+        <w:tblLook w:firstColumn="1" w:firstRow="1" w:lastColumn="0" w:lastRow="0" w:noHBand="0" w:noVBand="1" w:val="04A0"/>
+        <w:tblBorders>
+          <w:top w:val="single" w:sz="4" w:space="0" w:color="BFBFBF"/>
+          <w:left w:val="single" w:sz="4" w:space="0" w:color="BFBFBF"/>
+          <w:bottom w:val="single" w:sz="4" w:space="0" w:color="BFBFBF"/>
+          <w:right w:val="single" w:sz="4" w:space="0" w:color="BFBFBF"/>
+          <w:insideH w:val="single" w:sz="4" w:space="0" w:color="BFBFBF"/>
+          <w:insideV w:val="single" w:sz="4" w:space="0" w:color="BFBFBF"/>
+        </w:tblBorders>
+      </w:tblPr>
+      <w:tblGrid>
+        <w:gridCol w:w="4680"/>
+        <w:gridCol w:w="4680"/>
+      </w:tblGrid>
+      <w:tr>
+        <w:tc>
+          <w:tcPr>
+            <w:tcW w:type="dxa" w:w="4680"/>
+            <w:shd w:val="clear" w:fill="1F3864"/>
+          </w:tcPr>
+          <w:p>
+            <w:r>
+              <w:rPr>
+                <w:b/>
+                <w:color w:val="FFFFFF"/>
+                <w:sz w:val="18"/>
+              </w:rPr>
+              <w:t>Catalogue OEP (300 synthetic events)</w:t>
+            </w:r>
+          </w:p>
+        </w:tc>
+        <w:tc>
+          <w:tcPr>
+            <w:tcW w:type="dxa" w:w="4680"/>
+            <w:shd w:val="clear" w:fill="1F3864"/>
+          </w:tcPr>
+          <w:p>
+            <w:r>
+              <w:rPr>
+                <w:b/>
+                <w:color w:val="FFFFFF"/>
+                <w:sz w:val="18"/>
+              </w:rPr>
+              <w:t>Loss</w:t>
+            </w:r>
+          </w:p>
+        </w:tc>
+      </w:tr>
+      <w:tr>
+        <w:tc>
+          <w:tcPr>
+            <w:tcW w:type="dxa" w:w="4680"/>
+          </w:tcPr>
+          <w:p>
+            <w:r>
+              <w:rPr>
+                <w:sz w:val="18"/>
+              </w:rPr>
+              <w:t>Average annual loss</w:t>
+            </w:r>
+          </w:p>
+        </w:tc>
+        <w:tc>
+          <w:tcPr>
+            <w:tcW w:type="dxa" w:w="4680"/>
+          </w:tcPr>
+          <w:p>
+            <w:r>
+              <w:rPr>
+                <w:sz w:val="18"/>
+              </w:rPr>
+              <w:t>~$13.0M/yr</w:t>
+            </w:r>
+          </w:p>
+        </w:tc>
+      </w:tr>
+      <w:tr>
+        <w:tc>
+          <w:tcPr>
+            <w:tcW w:type="dxa" w:w="4680"/>
+          </w:tcPr>
+          <w:p>
+            <w:r>
+              <w:rPr>
+                <w:sz w:val="18"/>
+              </w:rPr>
+              <w:t>10-year return period</w:t>
+            </w:r>
+          </w:p>
+        </w:tc>
+        <w:tc>
+          <w:tcPr>
+            <w:tcW w:type="dxa" w:w="4680"/>
+          </w:tcPr>
+          <w:p>
+            <w:r>
+              <w:rPr>
+                <w:sz w:val="18"/>
+              </w:rPr>
+              <w:t>~$6.0M</w:t>
+            </w:r>
+          </w:p>
+        </w:tc>
+      </w:tr>
+      <w:tr>
+        <w:tc>
+          <w:tcPr>
+            <w:tcW w:type="dxa" w:w="4680"/>
+          </w:tcPr>
+          <w:p>
+            <w:r>
+              <w:rPr>
+                <w:sz w:val="18"/>
+              </w:rPr>
+              <w:t>25-year</w:t>
+            </w:r>
+          </w:p>
+        </w:tc>
+        <w:tc>
+          <w:tcPr>
+            <w:tcW w:type="dxa" w:w="4680"/>
+          </w:tcPr>
+          <w:p>
+            <w:r>
+              <w:rPr>
+                <w:sz w:val="18"/>
+              </w:rPr>
+              <w:t>~$8.9M</w:t>
+            </w:r>
+          </w:p>
+        </w:tc>
+      </w:tr>
+      <w:tr>
+        <w:tc>
+          <w:tcPr>
+            <w:tcW w:type="dxa" w:w="4680"/>
+          </w:tcPr>
+          <w:p>
+            <w:r>
+              <w:rPr>
+                <w:sz w:val="18"/>
+              </w:rPr>
+              <w:t>50-year</w:t>
+            </w:r>
+          </w:p>
+        </w:tc>
+        <w:tc>
+          <w:tcPr>
+            <w:tcW w:type="dxa" w:w="4680"/>
+          </w:tcPr>
+          <w:p>
+            <w:r>
+              <w:rPr>
+                <w:sz w:val="18"/>
+              </w:rPr>
+              <w:t>~$11.7M</w:t>
+            </w:r>
+          </w:p>
+        </w:tc>
+      </w:tr>
+      <w:tr>
+        <w:tc>
+          <w:tcPr>
+            <w:tcW w:type="dxa" w:w="4680"/>
+          </w:tcPr>
+          <w:p>
+            <w:r>
+              <w:rPr>
+                <w:sz w:val="18"/>
+              </w:rPr>
+              <w:t>100-year</w:t>
+            </w:r>
+          </w:p>
+        </w:tc>
+        <w:tc>
+          <w:tcPr>
+            <w:tcW w:type="dxa" w:w="4680"/>
+          </w:tcPr>
+          <w:p>
+            <w:r>
+              <w:rPr>
+                <w:sz w:val="18"/>
+              </w:rPr>
+              <w:t>~$14.1M</w:t>
+            </w:r>
+          </w:p>
+        </w:tc>
+      </w:tr>
+      <w:tr>
+        <w:tc>
+          <w:tcPr>
+            <w:tcW w:type="dxa" w:w="4680"/>
+          </w:tcPr>
+          <w:p>
+            <w:r>
+              <w:rPr>
+                <w:sz w:val="18"/>
+              </w:rPr>
+              <w:t>250-year</w:t>
+            </w:r>
+          </w:p>
+        </w:tc>
+        <w:tc>
+          <w:tcPr>
+            <w:tcW w:type="dxa" w:w="4680"/>
+          </w:tcPr>
+          <w:p>
+            <w:r>
+              <w:rPr>
+                <w:sz w:val="18"/>
+              </w:rPr>
+              <w:t>~$15.5M</w:t>
+            </w:r>
+          </w:p>
+        </w:tc>
+      </w:tr>
+    </w:tbl>
+    <w:p>
+      <w:pPr>
+        <w:pStyle w:val="Heading2"/>
+      </w:pPr>
+      <w:r>
+        <w:t>12.2 Real-data mode and modeled-versus-actual</w:t>
+      </w:r>
+    </w:p>
+    <w:p>
+      <w:pPr/>
+      <w:r>
+        <w:t>A real mode runs the four CAL FIRE DINS fires on real ignitions, RAWS wind, real DINS structures with real assessed values, and real LANDFIRE fuels, and reports modeled destroyed structures and loss against what actually burned, which is the verification-against-observed-events task. With the validated uniform rate-of-spread field, the modeled destroyed-structure value totals about 6.1 billion dollars against an actual 13.1 billion; the under-prediction is honest and expected, because the WUI parameters here are fixed global values rather than the per-fire leave-one-out selection, and the fuel-aware front under-predicts further for the reasons given in section 10.3. Reporting that gap, rather than tuning it away, is the point.</w:t>
+      </w:r>
+    </w:p>
+    <w:p>
+      <w:pPr>
+        <w:pStyle w:val="Heading2"/>
+      </w:pPr>
+      <w:r>
+        <w:t>12.3 Live-fire applications</w:t>
+      </w:r>
+    </w:p>
+    <w:p>
+      <w:pPr/>
+      <w:r>
+        <w:t>The upgraded T4 front was applied to live ignitions as forward forecasts. For the Dome Fire north of Wawona in Yosemite, seeded at the CAL FIRE ignition point on real Open-Meteo wind over LANDFIRE fuels, the front runs about 0.8, 1.7, and 3.6 kilometres northeast at 6, 12, and 24 hours, with Wawona on the upwind backing flank and not reached within 24 hours, independently reproducing CAL FIRE's own read that the fire was moving away from Wawona. For the Davis Coulee grass fire in Montana, the 24-hour projection of about 13,000 acres tracks the reported acreage and the southward, away-from-Crow-Agency direction. For the Floriston Fire in the Truckee River Canyon, the front runs northeast down-canyon on the real southwest wind, with Truckee upwind and clear. Each of these is a forward forecast with no perimeter to fit, so it is a directional projection rather than a metered perimeter, and the canyon cases are where the absence of an explicit slope term in the current front is most visible.</w:t>
+      </w:r>
+    </w:p>
+    <w:tbl>
+      <w:tblPr>
+        <w:tblW w:type="auto" w:w="0"/>
+        <w:tblLook w:firstColumn="1" w:firstRow="1" w:lastColumn="0" w:lastRow="0" w:noHBand="0" w:noVBand="1" w:val="04A0"/>
+        <w:tblBorders>
+          <w:top w:val="single" w:sz="4" w:space="0" w:color="BFBFBF"/>
+          <w:left w:val="single" w:sz="4" w:space="0" w:color="BFBFBF"/>
+          <w:bottom w:val="single" w:sz="4" w:space="0" w:color="BFBFBF"/>
+          <w:right w:val="single" w:sz="4" w:space="0" w:color="BFBFBF"/>
+          <w:insideH w:val="single" w:sz="4" w:space="0" w:color="BFBFBF"/>
+          <w:insideV w:val="single" w:sz="4" w:space="0" w:color="BFBFBF"/>
+        </w:tblBorders>
+      </w:tblPr>
+      <w:tblGrid>
+        <w:gridCol w:w="1872"/>
+        <w:gridCol w:w="1872"/>
+        <w:gridCol w:w="1872"/>
+        <w:gridCol w:w="1872"/>
+        <w:gridCol w:w="1872"/>
+      </w:tblGrid>
+      <w:tr>
+        <w:tc>
+          <w:tcPr>
+            <w:tcW w:type="dxa" w:w="1872"/>
+            <w:shd w:val="clear" w:fill="1F3864"/>
+          </w:tcPr>
+          <w:p>
+            <w:r>
+              <w:rPr>
+                <w:b/>
+                <w:color w:val="FFFFFF"/>
+                <w:sz w:val="18"/>
+              </w:rPr>
+              <w:t>Live fire</w:t>
+            </w:r>
+          </w:p>
+        </w:tc>
+        <w:tc>
+          <w:tcPr>
+            <w:tcW w:type="dxa" w:w="1872"/>
+            <w:shd w:val="clear" w:fill="1F3864"/>
+          </w:tcPr>
+          <w:p>
+            <w:r>
+              <w:rPr>
+                <w:b/>
+                <w:color w:val="FFFFFF"/>
+                <w:sz w:val="18"/>
+              </w:rPr>
+              <w:t>Fuel / terrain</w:t>
+            </w:r>
+          </w:p>
+        </w:tc>
+        <w:tc>
+          <w:tcPr>
+            <w:tcW w:type="dxa" w:w="1872"/>
+            <w:shd w:val="clear" w:fill="1F3864"/>
+          </w:tcPr>
+          <w:p>
+            <w:r>
+              <w:rPr>
+                <w:b/>
+                <w:color w:val="FFFFFF"/>
+                <w:sz w:val="18"/>
+              </w:rPr>
+              <w:t>Wind</w:t>
+            </w:r>
+          </w:p>
+        </w:tc>
+        <w:tc>
+          <w:tcPr>
+            <w:tcW w:type="dxa" w:w="1872"/>
+            <w:shd w:val="clear" w:fill="1F3864"/>
+          </w:tcPr>
+          <w:p>
+            <w:r>
+              <w:rPr>
+                <w:b/>
+                <w:color w:val="FFFFFF"/>
+                <w:sz w:val="18"/>
+              </w:rPr>
+              <w:t>24 h head</w:t>
+            </w:r>
+          </w:p>
+        </w:tc>
+        <w:tc>
+          <w:tcPr>
+            <w:tcW w:type="dxa" w:w="1872"/>
+            <w:shd w:val="clear" w:fill="1F3864"/>
+          </w:tcPr>
+          <w:p>
+            <w:r>
+              <w:rPr>
+                <w:b/>
+                <w:color w:val="FFFFFF"/>
+                <w:sz w:val="18"/>
+              </w:rPr>
+              <w:t>Community</w:t>
+            </w:r>
+          </w:p>
+        </w:tc>
+      </w:tr>
+      <w:tr>
+        <w:tc>
+          <w:tcPr>
+            <w:tcW w:type="dxa" w:w="1872"/>
+          </w:tcPr>
+          <w:p>
+            <w:r>
+              <w:rPr>
+                <w:sz w:val="18"/>
+              </w:rPr>
+              <w:t>Dome (Yosemite)</w:t>
+            </w:r>
+          </w:p>
+        </w:tc>
+        <w:tc>
+          <w:tcPr>
+            <w:tcW w:type="dxa" w:w="1872"/>
+          </w:tcPr>
+          <w:p>
+            <w:r>
+              <w:rPr>
+                <w:sz w:val="18"/>
+              </w:rPr>
+              <w:t>Timber-brush</w:t>
+            </w:r>
+          </w:p>
+        </w:tc>
+        <w:tc>
+          <w:tcPr>
+            <w:tcW w:type="dxa" w:w="1872"/>
+          </w:tcPr>
+          <w:p>
+            <w:r>
+              <w:rPr>
+                <w:sz w:val="18"/>
+              </w:rPr>
+              <w:t>SW ~5.5 m/s</w:t>
+            </w:r>
+          </w:p>
+        </w:tc>
+        <w:tc>
+          <w:tcPr>
+            <w:tcW w:type="dxa" w:w="1872"/>
+          </w:tcPr>
+          <w:p>
+            <w:r>
+              <w:rPr>
+                <w:sz w:val="18"/>
+              </w:rPr>
+              <w:t>~3.6 km NE</w:t>
+            </w:r>
+          </w:p>
+        </w:tc>
+        <w:tc>
+          <w:tcPr>
+            <w:tcW w:type="dxa" w:w="1872"/>
+          </w:tcPr>
+          <w:p>
+            <w:r>
+              <w:rPr>
+                <w:sz w:val="18"/>
+              </w:rPr>
+              <w:t>Wawona upwind, clear</w:t>
+            </w:r>
+          </w:p>
+        </w:tc>
+      </w:tr>
+      <w:tr>
+        <w:tc>
+          <w:tcPr>
+            <w:tcW w:type="dxa" w:w="1872"/>
+          </w:tcPr>
+          <w:p>
+            <w:r>
+              <w:rPr>
+                <w:sz w:val="18"/>
+              </w:rPr>
+              <w:t>Davis Coulee (MT)</w:t>
+            </w:r>
+          </w:p>
+        </w:tc>
+        <w:tc>
+          <w:tcPr>
+            <w:tcW w:type="dxa" w:w="1872"/>
+          </w:tcPr>
+          <w:p>
+            <w:r>
+              <w:rPr>
+                <w:sz w:val="18"/>
+              </w:rPr>
+              <w:t>Short grass</w:t>
+            </w:r>
+          </w:p>
+        </w:tc>
+        <w:tc>
+          <w:tcPr>
+            <w:tcW w:type="dxa" w:w="1872"/>
+          </w:tcPr>
+          <w:p>
+            <w:r>
+              <w:rPr>
+                <w:sz w:val="18"/>
+              </w:rPr>
+              <w:t>N ~4.4 m/s</w:t>
+            </w:r>
+          </w:p>
+        </w:tc>
+        <w:tc>
+          <w:tcPr>
+            <w:tcW w:type="dxa" w:w="1872"/>
+          </w:tcPr>
+          <w:p>
+            <w:r>
+              <w:rPr>
+                <w:sz w:val="18"/>
+              </w:rPr>
+              <w:t>~16 km S</w:t>
+            </w:r>
+          </w:p>
+        </w:tc>
+        <w:tc>
+          <w:tcPr>
+            <w:tcW w:type="dxa" w:w="1872"/>
+          </w:tcPr>
+          <w:p>
+            <w:r>
+              <w:rPr>
+                <w:sz w:val="18"/>
+              </w:rPr>
+              <w:t>Crow Agency upwind, clear</w:t>
+            </w:r>
+          </w:p>
+        </w:tc>
+      </w:tr>
+      <w:tr>
+        <w:tc>
+          <w:tcPr>
+            <w:tcW w:type="dxa" w:w="1872"/>
+          </w:tcPr>
+          <w:p>
+            <w:r>
+              <w:rPr>
+                <w:sz w:val="18"/>
+              </w:rPr>
+              <w:t>Floriston (CA/NV)</w:t>
+            </w:r>
+          </w:p>
+        </w:tc>
+        <w:tc>
+          <w:tcPr>
+            <w:tcW w:type="dxa" w:w="1872"/>
+          </w:tcPr>
+          <w:p>
+            <w:r>
+              <w:rPr>
+                <w:sz w:val="18"/>
+              </w:rPr>
+              <w:t>Montane, canyon</w:t>
+            </w:r>
+          </w:p>
+        </w:tc>
+        <w:tc>
+          <w:tcPr>
+            <w:tcW w:type="dxa" w:w="1872"/>
+          </w:tcPr>
+          <w:p>
+            <w:r>
+              <w:rPr>
+                <w:sz w:val="18"/>
+              </w:rPr>
+              <w:t>SW ~6.6 m/s</w:t>
+            </w:r>
+          </w:p>
+        </w:tc>
+        <w:tc>
+          <w:tcPr>
+            <w:tcW w:type="dxa" w:w="1872"/>
+          </w:tcPr>
+          <w:p>
+            <w:r>
+              <w:rPr>
+                <w:sz w:val="18"/>
+              </w:rPr>
+              <w:t>~3.8 km NE</w:t>
+            </w:r>
+          </w:p>
+        </w:tc>
+        <w:tc>
+          <w:tcPr>
+            <w:tcW w:type="dxa" w:w="1872"/>
+          </w:tcPr>
+          <w:p>
+            <w:r>
+              <w:rPr>
+                <w:sz w:val="18"/>
+              </w:rPr>
+              <w:t>Truckee upwind, clear</w:t>
+            </w:r>
+          </w:p>
+        </w:tc>
+      </w:tr>
+    </w:tbl>
+    <w:p>
+      <w:pPr>
         <w:pStyle w:val="Heading1"/>
         <w:spacing w:after="120" w:before="280"/>
       </w:pPr>
       <w:r>
-        <w:rPr>
-          <w:b/>
-          <w:bCs/>
-          <w:color w:val="111418"/>
-        </w:rPr>
-        <w:t xml:space="preserve">10. Serving platform</w:t>
+        <w:t>13. Serving platform</w:t>
       </w:r>
     </w:p>
     <w:p>
@@ -6366,12 +7412,7 @@
         <w:spacing w:after="80" w:before="200"/>
       </w:pPr>
       <w:r>
-        <w:rPr>
-          <w:b/>
-          <w:bCs/>
-          <w:color w:val="111418"/>
-        </w:rPr>
-        <w:t xml:space="preserve">10.1 Endpoints and the console</w:t>
+        <w:t>13.1 Endpoints and the console</w:t>
       </w:r>
     </w:p>
     <w:p>
@@ -6491,12 +7532,7 @@
         <w:spacing w:after="120" w:before="280"/>
       </w:pPr>
       <w:r>
-        <w:rPr>
-          <w:b/>
-          <w:bCs/>
-          <w:color w:val="111418"/>
-        </w:rPr>
-        <w:t xml:space="preserve">11. Live multi-sensor near-real-time pipeline</w:t>
+        <w:t>14. Live multi-sensor near-real-time pipeline</w:t>
       </w:r>
     </w:p>
     <w:p>
@@ -6520,12 +7556,7 @@
         <w:spacing w:after="80" w:before="200"/>
       </w:pPr>
       <w:r>
-        <w:rPr>
-          <w:b/>
-          <w:bCs/>
-          <w:color w:val="111418"/>
-        </w:rPr>
-        <w:t xml:space="preserve">11.1 Sensors and fusion</w:t>
+        <w:t>14.1 Sensors and fusion</w:t>
       </w:r>
     </w:p>
     <w:p>
@@ -6582,12 +7613,7 @@
         <w:spacing w:after="80" w:before="200"/>
       </w:pPr>
       <w:r>
-        <w:rPr>
-          <w:b/>
-          <w:bCs/>
-          <w:color w:val="111418"/>
-        </w:rPr>
-        <w:t xml:space="preserve">11.2 Regions</w:t>
+        <w:t>14.2 Regions</w:t>
       </w:r>
     </w:p>
     <w:p>
@@ -6611,12 +7637,7 @@
         <w:spacing w:after="80" w:before="200"/>
       </w:pPr>
       <w:r>
-        <w:rPr>
-          <w:b/>
-          <w:bCs/>
-          <w:color w:val="111418"/>
-        </w:rPr>
-        <w:t xml:space="preserve">11.3 The snapshot pipeline and weather</w:t>
+        <w:t>14.3 The snapshot pipeline and weather</w:t>
       </w:r>
     </w:p>
     <w:p>
@@ -6640,12 +7661,7 @@
         <w:spacing w:after="120" w:before="280"/>
       </w:pPr>
       <w:r>
-        <w:rPr>
-          <w:b/>
-          <w:bCs/>
-          <w:color w:val="111418"/>
-        </w:rPr>
-        <w:t xml:space="preserve">12. Deployment, continuous integration, and reproducibility</w:t>
+        <w:t>15. Deployment, continuous integration, and reproducibility</w:t>
       </w:r>
     </w:p>
     <w:p>
@@ -6684,12 +7700,7 @@
         <w:spacing w:after="120" w:before="280"/>
       </w:pPr>
       <w:r>
-        <w:rPr>
-          <w:b/>
-          <w:bCs/>
-          <w:color w:val="111418"/>
-        </w:rPr>
-        <w:t xml:space="preserve">13. Limitations and honest caveats</w:t>
+        <w:t>16. Limitations and honest caveats</w:t>
       </w:r>
     </w:p>
     <w:p>
@@ -6794,12 +7805,7 @@
         <w:spacing w:after="120" w:before="280"/>
       </w:pPr>
       <w:r>
-        <w:rPr>
-          <w:b/>
-          <w:bCs/>
-          <w:color w:val="111418"/>
-        </w:rPr>
-        <w:t xml:space="preserve">14. Roadmap and status</w:t>
+        <w:t>17. Roadmap and status</w:t>
       </w:r>
     </w:p>
     <w:p>
@@ -6828,12 +7834,7 @@
         <w:spacing w:after="120" w:before="280"/>
       </w:pPr>
       <w:r>
-        <w:rPr>
-          <w:b/>
-          <w:bCs/>
-          <w:color w:val="111418"/>
-        </w:rPr>
-        <w:t xml:space="preserve">15. How to run: modules and scripts</w:t>
+        <w:t>18. How to run: modules and scripts</w:t>
       </w:r>
     </w:p>
     <w:p>
@@ -6857,12 +7858,7 @@
         <w:spacing w:after="80" w:before="200"/>
       </w:pPr>
       <w:r>
-        <w:rPr>
-          <w:b/>
-          <w:bCs/>
-          <w:color w:val="111418"/>
-        </w:rPr>
-        <w:t xml:space="preserve">15.1 Setup and environment</w:t>
+        <w:t>18.1 Setup and environment</w:t>
       </w:r>
     </w:p>
     <w:tbl>
@@ -7177,12 +8173,7 @@
         <w:spacing w:after="80" w:before="200"/>
       </w:pPr>
       <w:r>
-        <w:rPr>
-          <w:b/>
-          <w:bCs/>
-          <w:color w:val="111418"/>
-        </w:rPr>
-        <w:t xml:space="preserve">15.2 Quality gates</w:t>
+        <w:t>18.2 Quality gates</w:t>
       </w:r>
     </w:p>
     <w:tbl>
@@ -7497,12 +8488,7 @@
         <w:spacing w:after="80" w:before="200"/>
       </w:pPr>
       <w:r>
-        <w:rPr>
-          <w:b/>
-          <w:bCs/>
-          <w:color w:val="111418"/>
-        </w:rPr>
-        <w:t xml:space="preserve">15.3 Grid, splits, and labels</w:t>
+        <w:t>18.3 Grid, splits, and labels</w:t>
       </w:r>
     </w:p>
     <w:tbl>
@@ -7873,12 +8859,7 @@
         <w:spacing w:after="80" w:before="200"/>
       </w:pPr>
       <w:r>
-        <w:rPr>
-          <w:b/>
-          <w:bCs/>
-          <w:color w:val="111418"/>
-        </w:rPr>
-        <w:t xml:space="preserve">15.4 Physics and indices</w:t>
+        <w:t>18.4 Physics and indices</w:t>
       </w:r>
     </w:p>
     <w:tbl>
@@ -8193,12 +9174,7 @@
         <w:spacing w:after="80" w:before="200"/>
       </w:pPr>
       <w:r>
-        <w:rPr>
-          <w:b/>
-          <w:bCs/>
-          <w:color w:val="111418"/>
-        </w:rPr>
-        <w:t xml:space="preserve">15.5 Archive and ingestion</w:t>
+        <w:t>18.5 Archive and ingestion</w:t>
       </w:r>
     </w:p>
     <w:tbl>
@@ -8627,12 +9603,7 @@
         <w:spacing w:after="80" w:before="200"/>
       </w:pPr>
       <w:r>
-        <w:rPr>
-          <w:b/>
-          <w:bCs/>
-          <w:color w:val="111418"/>
-        </w:rPr>
-        <w:t xml:space="preserve">15.6 T1 detection</w:t>
+        <w:t>18.6 T1 detection</w:t>
       </w:r>
     </w:p>
     <w:tbl>
@@ -9061,12 +10032,7 @@
         <w:spacing w:after="80" w:before="200"/>
       </w:pPr>
       <w:r>
-        <w:rPr>
-          <w:b/>
-          <w:bCs/>
-          <w:color w:val="111418"/>
-        </w:rPr>
-        <w:t xml:space="preserve">15.7 T2 burned area</w:t>
+        <w:t>18.7 T2 burned area</w:t>
       </w:r>
     </w:p>
     <w:tbl>
@@ -9551,12 +10517,7 @@
         <w:spacing w:after="80" w:before="200"/>
       </w:pPr>
       <w:r>
-        <w:rPr>
-          <w:b/>
-          <w:bCs/>
-          <w:color w:val="111418"/>
-        </w:rPr>
-        <w:t xml:space="preserve">15.8 T3 danger</w:t>
+        <w:t>18.8 T3 danger</w:t>
       </w:r>
     </w:p>
     <w:tbl>
@@ -9813,12 +10774,7 @@
         <w:spacing w:after="80" w:before="200"/>
       </w:pPr>
       <w:r>
-        <w:rPr>
-          <w:b/>
-          <w:bCs/>
-          <w:color w:val="111418"/>
-        </w:rPr>
-        <w:t xml:space="preserve">15.9 T4 spread</w:t>
+        <w:t>18.9 T4 spread</w:t>
       </w:r>
     </w:p>
     <w:tbl>
@@ -10075,12 +11031,7 @@
         <w:spacing w:after="80" w:before="200"/>
       </w:pPr>
       <w:r>
-        <w:rPr>
-          <w:b/>
-          <w:bCs/>
-          <w:color w:val="111418"/>
-        </w:rPr>
-        <w:t xml:space="preserve">15.10 Serving and live operations</w:t>
+        <w:t>18.10 Serving and live operations</w:t>
       </w:r>
     </w:p>
     <w:tbl>
@@ -10886,12 +11837,7 @@
         <w:spacing w:after="80" w:before="200"/>
       </w:pPr>
       <w:r>
-        <w:rPr>
-          <w:b/>
-          <w:bCs/>
-          <w:color w:val="111418"/>
-        </w:rPr>
-        <w:t xml:space="preserve">15.11 Deployment and continuous integration</w:t>
+        <w:t>18.11 Deployment and continuous integration</w:t>
       </w:r>
     </w:p>
     <w:tbl>
@@ -11271,22 +12217,58 @@
     </w:p>
     <w:p>
       <w:pPr>
+        <w:pStyle w:val="Heading1"/>
+      </w:pPr>
+      <w:r>
+        <w:t>19. References and data sources</w:t>
+      </w:r>
+    </w:p>
+    <w:p>
+      <w:pPr/>
+      <w:r>
+        <w:t>Detection and imagery: GOES-18/19 ABI Fire Detection and Characterization (FDC); VIIRS (Suomi-NPP, NOAA-20) and MODIS active fire via NASA FIRMS; Sentinel-2 (Copernicus).</w:t>
+      </w:r>
+    </w:p>
+    <w:p>
+      <w:pPr/>
+      <w:r>
+        <w:t>Burned area and fuels: MTBS (Monitoring Trends in Burn Severity); LANDFIRE FBFM40 Scott and Burgan (2005) 40 fire-behavior fuel models.</w:t>
+      </w:r>
+    </w:p>
+    <w:p>
+      <w:pPr/>
+      <w:r>
+        <w:t>Structures and loss: CAL FIRE DINS (Damage Inspection) records with parcel assessed values; standard catastrophe-model constructs (AAL, OEP, AEP, return period).</w:t>
+      </w:r>
+    </w:p>
+    <w:p>
+      <w:pPr/>
+      <w:r>
+        <w:t>Danger and weather: FPA-FOD fire-occurrence; Fire Weather Index (FWI) system; Open-Meteo current-conditions API.</w:t>
+      </w:r>
+    </w:p>
+    <w:p>
+      <w:pPr/>
+      <w:r>
+        <w:t>Spread physics: Rothermel (1972) surface fire spread; Richards' elliptical wavelet; the anisotropic Eikonal / level-set family (Ordered Upwind Method as the rigorous counterpart of the 8-connected solver used here), the same lineage as ELMFIRE and FARSITE.</w:t>
+      </w:r>
+    </w:p>
+    <w:p>
+      <w:pPr/>
+      <w:r>
+        <w:t>Models and tooling: Prithvi-EO-2.0 geospatial foundation model via TerraTorch; scikit-learn gradient boosting; PyTorch (guarded, GPU-optional); rasterio and SciPy for geospatial and numerical work.</w:t>
+      </w:r>
+    </w:p>
+    <w:p>
+      <w:pPr>
         <w:spacing w:after="120" w:line="276"/>
       </w:pPr>
       <w:r>
-        <w:rPr>
-          <w:b w:val="false"/>
-          <w:bCs w:val="false"/>
-          <w:i/>
-          <w:iCs/>
-          <w:color w:val="5A6472"/>
-          <w:sz w:val="19"/>
-          <w:szCs w:val="19"/>
-        </w:rPr>
-        <w:t xml:space="preserve">Prepared from the VHAGAR repository documentation and the live deployment. All quantitative results are quoted from the project's own experiments and carry the fold standard deviations, baselines, and caveats the project records.</w:t>
+        <w:t>Prepared from the VHAGAR repository documentation and the live deployment. All quantitative results are quoted from the project's own experiments and carry the fold standard deviations, baselines, and caveats the project records.</w:t>
       </w:r>
     </w:p>
     <w:sectPr>
+      <w:footerReference w:type="default" r:id="rId8"/>
       <w:pgSz w:w="12240" w:h="15840" w:orient="portrait"/>
       <w:pgMar w:top="1440" w:right="1440" w:bottom="1440" w:left="1440" w:header="708" w:footer="708" w:gutter="0"/>
       <w:pgNumType/>
@@ -11335,6 +12317,32 @@
     </w:p>
   </w:endnote>
 </w:endnotes>
+</file>
+
+<file path=word/footer1.xml><?xml version="1.0" encoding="utf-8"?>
+<w:ftr xmlns:m="http://schemas.openxmlformats.org/officeDocument/2006/math" xmlns:mc="http://schemas.openxmlformats.org/markup-compatibility/2006" xmlns:mo="http://schemas.microsoft.com/office/mac/office/2008/main" xmlns:mv="urn:schemas-microsoft-com:mac:vml" xmlns:o="urn:schemas-microsoft-com:office:office" xmlns:r="http://schemas.openxmlformats.org/officeDocument/2006/relationships" xmlns:v="urn:schemas-microsoft-com:vml" xmlns:w10="urn:schemas-microsoft-com:office:word" xmlns:w14="http://schemas.microsoft.com/office/word/2010/wordml" xmlns:w="http://schemas.openxmlformats.org/wordprocessingml/2006/main" xmlns:wne="http://schemas.microsoft.com/office/word/2006/wordml" xmlns:wp14="http://schemas.microsoft.com/office/word/2010/wordprocessingDrawing" xmlns:wp="http://schemas.openxmlformats.org/drawingml/2006/wordprocessingDrawing" xmlns:wpc="http://schemas.microsoft.com/office/word/2010/wordprocessingCanvas" xmlns:wpg="http://schemas.microsoft.com/office/word/2010/wordprocessingGroup" xmlns:wpi="http://schemas.microsoft.com/office/word/2010/wordprocessingInk" xmlns:wps="http://schemas.microsoft.com/office/word/2010/wordprocessingShape" mc:Ignorable="w14 wp14">
+  <w:p>
+    <w:pPr>
+      <w:pStyle w:val="Footer"/>
+      <w:jc w:val="center"/>
+    </w:pPr>
+    <w:r/>
+    <w:r>
+      <w:rPr>
+        <w:sz w:val="16"/>
+      </w:rPr>
+      <w:t xml:space="preserve">VHAGAR Technical Report  |  Page </w:t>
+    </w:r>
+    <w:fldSimple w:instr=" PAGE ">
+      <w:r>
+        <w:rPr>
+          <w:sz w:val="16"/>
+        </w:rPr>
+        <w:t>1</w:t>
+      </w:r>
+    </w:fldSimple>
+  </w:p>
+</w:ftr>
 </file>
 
 <file path=word/footnotes.xml><?xml version="1.0" encoding="utf-8"?>

--- a/VHAGAR_Technical_Report.docx
+++ b/VHAGAR_Technical_Report.docx
@@ -5596,6 +5596,17 @@
     </w:p>
     <w:p>
       <w:pPr>
+        <w:spacing w:after="120" w:line="276"/>
+      </w:pPr>
+      <w:r>
+        <w:rPr>
+          <w:rFonts w:ascii="Times New Roman" w:hAnsi="Times New Roman" w:eastAsia="Times New Roman"/>
+        </w:rPr>
+        <w:t>Real-data results (2026-09-20). Both T3 heads were trained and evaluated on the real FPA-FOD corpus (455,864 CONUS fires, 2015 to 2020) with leakage-safe protocols. The ignition occurrence climatology reaches temporal-holdout AUPRC 0.72 against a 0.43 base rate (Brier 0.194 versus 0.245), evidence that historical persistence carries real skill; on spatially held-out 5-degree blocks it ties the base rate (AUPRC 0.71), the honest limit that predicting ignition in unseen locations needs weather and fuel covariates, which remains future work. The conditional burned-area size model, using cause and season features only, improves on the size climatology by just 0.5 percent CRPS (45.89 versus 46.14; fold-to-fold RMSE 1290 plus or minus 363 confirms the tail instability that motivates CRPS over RMSE), the honest finding that fire size is governed by weather, fuel, and suppression rather than cause and season.</w:t>
+      </w:r>
+    </w:p>
+    <w:p>
+      <w:pPr>
         <w:pStyle w:val="Heading1"/>
         <w:spacing w:after="120" w:before="280"/>
       </w:pPr>
@@ -7476,7 +7487,7 @@
         <w:rPr>
           <w:color w:val="111418"/>
         </w:rPr>
-        <w:t xml:space="preserve">GET /v1/danger: the three T3 quantities kept separate (FWI and class, ignition probability, expected burned area), with the models trained lazily on the synthetic danger scenarios and cached.</w:t>
+        <w:t>GET /v1/danger: the three T3 quantities kept separate (FWI and class, ignition probability, expected burned area). Ignition and expected burned area are now served from models trained on real FPA-FOD records (455,864 fires, CONUS 2015 to 2020): a cause-and-season occurrence climatology for ignition and a conditional fire-size distribution for burned area, with the synthetic-scenario models retained as a fallback.</w:t>
       </w:r>
     </w:p>
     <w:p>

--- a/VHAGAR_Technical_Report.docx
+++ b/VHAGAR_Technical_Report.docx
@@ -6291,7 +6291,7 @@
     <w:p>
       <w:pPr/>
       <w:r>
-        <w:t>Update, real-data forward validation. The assimilation loop was also run on real NASA FIRMS VIIRS timed detections (August 2026) for the six largest western United States fire complexes, calibrating the per-fire rate-of-spread scale on the early detections and scoring the forecast against held-out later detections on new burn only. The mean held-out Sorensen coefficient is 0.30, with mean probability of detection 1.00 and mean false-alarm ratio 0.82, which lands in the real-skill band predicted above and far below the optimistic synthetic average precision of 0.77. The honest failure mode is over-prediction: the forecast recalls essentially all new burn but over-spreads, which points to real fuels and a suppression term. Scope: a nominal rate-of-spread prior in this run (only the scalar scale is calibrated from real data), half-degree FIRMS detection clusters, and VIIRS detections as the truth proxy rather than mapped perimeters. See scripts/t4_real_viirs.py.</w:t>
+        <w:t>Update, real-data forward run, a held-out-detection check, not a perimeter validation. The assimilation loop was also run on real NASA FIRMS VIIRS timed detections (August 2026) for the six largest western United States fire complexes, calibrating the per-fire rate-of-spread scale on the early detections and scoring the forecast against held-out later detections on new burn only. The mean held-out Sorensen coefficient is 0.30, with mean probability of detection 1.00 and mean false-alarm ratio 0.82, which lands in the real-skill band predicted above and far below the optimistic synthetic average precision of 0.77. The honest failure mode is over-prediction: the forecast recalls essentially all new burn but over-spreads, which points to real fuels and a suppression term. Scope: the truth is coarse, roughly 1 kilometre, held-out VIIRS active-fire detections, a recall proxy, not a mapped future perimeter or an incremental burned-area mask; the run uses a nominal rate-of-spread prior (only the scalar scale is calibrated from real data) and half-degree FIRMS detection clusters. See scripts/t4_real_viirs.py.</w:t>
       </w:r>
     </w:p>
     <w:p>

--- a/VHAGAR_Technical_Report.docx
+++ b/VHAGAR_Technical_Report.docx
@@ -6292,6 +6292,15 @@
       <w:pPr/>
       <w:r>
         <w:t>Update, real-data forward run, a held-out-detection check, not a perimeter validation. The assimilation loop was also run on real NASA FIRMS VIIRS timed detections (August 2026) for the six largest western United States fire complexes, calibrating the per-fire rate-of-spread scale on the early detections and scoring the forecast against held-out later detections on new burn only. The mean held-out Sorensen coefficient is 0.30, with mean probability of detection 1.00 and mean false-alarm ratio 0.82, which lands in the real-skill band predicted above and far below the optimistic synthetic average precision of 0.77. The honest failure mode is over-prediction: the forecast recalls essentially all new burn but over-spreads, which points to real fuels and a suppression term. Scope: the truth is coarse, roughly 1 kilometre, held-out VIIRS active-fire detections, a recall proxy, not a mapped future perimeter or an incremental burned-area mask; the run uses a nominal rate-of-spread prior (only the scalar scale is calibrated from real data) and half-degree FIRMS detection clusters. See scripts/t4_real_viirs.py.</w:t>
+      </w:r>
+    </w:p>
+    <w:p>
+      <w:pPr/>
+      <w:r>
+        <w:rPr>
+          <w:rFonts w:ascii="Times New Roman" w:hAnsi="Times New Roman" w:eastAsia="Times New Roman"/>
+        </w:rPr>
+        <w:t>Update, mapped-perimeter validation against MTBS. The front was also scored against real mapped fire perimeters, not only detection proxies, using the MTBS 2021 CONUS severity raster for five large western fires (Dixie, Caldor, Bootleg, Monument, River Complex, about 800,000 hectares total). The elliptical arrival-time front's reconstructed perimeter is compared to the real burned mask by intersection-over-union and Sorensen against an equal-area circle baseline. Honest scope: this is a shape-family adequacy test, the final area, dominant axis and length-to-breadth are taken from the truth mask, so only the front geometry is under test; it is not a blind next-day forecast. The result is an honest split decision: mean intersection-over-union is 0.46 for the front against 0.50 for the circle, so the single-wind ellipse does not win on average, because large multi-day footprints trend round. But it beats the circle on every strongly wind-elongated fire (Dixie length-to-breadth 2.3, 0.42 against 0.36; Caldor 2.6, 0.59 against 0.51; River Complex 1.9, 0.54 against 0.53) and loses only on the compact ones (Bootleg 1.7, Monument 1.5). The reading is that a single-wind ellipse earns its keep precisely when the fire is wind-driven; reproducing compact multi-day complexes needs time-resolved perimeters with time-varying wind and fuel breaks. See vhagar.eval.perimeter_shape and scripts/t4_mtbs_perimeter.py.</w:t>
       </w:r>
     </w:p>
     <w:p>
